--- a/Fase 2/Evidencias Proyecto/Evidencias de documentacion/08-Manual-Tecnico-y-Despliegue.docx
+++ b/Fase 2/Evidencias Proyecto/Evidencias de documentacion/08-Manual-Tecnico-y-Despliegue.docx
@@ -1611,6 +1611,8 @@
         </w:rPr>
         <w:br/>
         <w:t>cp .env.example .env                               # completar</w:t>
+        <w:br/>
+        <w:t>echo "POSTGRES_PASSWORD=&lt;clave-propia&gt;" &gt;&gt; .env      # obligatoria</w:t>
       </w:r>
       <w:r>
         <w:rPr>
